--- a/pr-preview/pr-148/chapters/defining-terms-tracked-changes.docx
+++ b/pr-preview/pr-148/chapters/defining-terms-tracked-changes.docx
@@ -26,7 +26,7 @@
       </w:pPr>
       <w:ins w:id="2" w:author="PR Preview" w:date="2026-01-01T00:00:00Z">
         <w:r>
-          <w:t xml:space="preserve">Last modified: 2026-10-09 01:40:45 (PDT)</w:t>
+          <w:t xml:space="preserve">Last modified: 2026-10-09 01:55:54 (PDT)</w:t>
         </w:r>
       </w:ins>
     </w:p>
@@ -2771,7 +2771,7 @@
       </w:ins>
       <w:ins w:id="55" w:author="PR Preview" w:date="2026-01-01T00:00:00Z">
         <w:r>
-          <w:t xml:space="preserve">list them in the definition block</w:t>
+          <w:t xml:space="preserve">every word that names the concept is an alternative name,</w:t>
         </w:r>
       </w:ins>
       <w:ins w:id="56" w:author="PR Preview" w:date="2026-01-01T00:00:00Z">
@@ -2781,7 +2781,7 @@
       </w:ins>
       <w:ins w:id="57" w:author="PR Preview" w:date="2026-01-01T00:00:00Z">
         <w:r>
-          <w:t xml:space="preserve">and say which one the document uses.</w:t>
+          <w:t xml:space="preserve">and each is treated exactly as the primary name:</w:t>
         </w:r>
       </w:ins>
       <w:ins w:id="58" w:author="PR Preview" w:date="2026-01-01T00:00:00Z">
@@ -2791,7 +2791,7 @@
       </w:ins>
       <w:ins w:id="59" w:author="PR Preview" w:date="2026-01-01T00:00:00Z">
         <w:r>
-          <w:t xml:space="preserve">Treat an alternative name for the same concept</w:t>
+          <w:t xml:space="preserve">put all of them in the div title, as in</w:t>
         </w:r>
       </w:ins>
       <w:ins w:id="60" w:author="PR Preview" w:date="2026-01-01T00:00:00Z">
@@ -2801,32 +2801,32 @@
       </w:ins>
       <w:ins w:id="61" w:author="PR Preview" w:date="2026-01-01T00:00:00Z">
         <w:r>
-          <w:t xml:space="preserve">exactly as the primary name:</w:t>
+          <w:t xml:space="preserve">“Postulate (axiom)”</w:t>
         </w:r>
       </w:ins>
       <w:ins w:id="62" w:author="PR Preview" w:date="2026-01-01T00:00:00Z">
         <w:r>
-          <w:t xml:space="preserve"> </w:t>
+          <w:t xml:space="preserve">,</w:t>
         </w:r>
       </w:ins>
       <w:ins w:id="63" w:author="PR Preview" w:date="2026-01-01T00:00:00Z">
         <w:r>
-          <w:t xml:space="preserve">put it in the div title, as in</w:t>
+          <w:t xml:space="preserve"> </w:t>
         </w:r>
       </w:ins>
       <w:ins w:id="64" w:author="PR Preview" w:date="2026-01-01T00:00:00Z">
         <w:r>
-          <w:t xml:space="preserve"> </w:t>
+          <w:t xml:space="preserve">and bold each where it first appears in the definition.</w:t>
         </w:r>
       </w:ins>
       <w:ins w:id="65" w:author="PR Preview" w:date="2026-01-01T00:00:00Z">
         <w:r>
-          <w:t xml:space="preserve">“Postulate (axiom)”</w:t>
+          <w:t xml:space="preserve"> </w:t>
         </w:r>
       </w:ins>
       <w:ins w:id="66" w:author="PR Preview" w:date="2026-01-01T00:00:00Z">
         <w:r>
-          <w:t xml:space="preserve">,</w:t>
+          <w:t xml:space="preserve">Say which one the document uses.</w:t>
         </w:r>
       </w:ins>
       <w:ins w:id="67" w:author="PR Preview" w:date="2026-01-01T00:00:00Z">
@@ -2836,7 +2836,7 @@
       </w:ins>
       <w:ins w:id="68" w:author="PR Preview" w:date="2026-01-01T00:00:00Z">
         <w:r>
-          <w:t xml:space="preserve">and bold it where it first appears in the definition.</w:t>
+          <w:t xml:space="preserve">Name near-synonyms in the definition block or in a callout beside it,</w:t>
         </w:r>
       </w:ins>
       <w:ins w:id="69" w:author="PR Preview" w:date="2026-01-01T00:00:00Z">
@@ -2846,7 +2846,7 @@
       </w:ins>
       <w:ins w:id="70" w:author="PR Preview" w:date="2026-01-01T00:00:00Z">
         <w:r>
-          <w:t xml:space="preserve">Name near-synonyms in the definition block or in a callout beside it,</w:t>
+          <w:t xml:space="preserve">and state how they differ.</w:t>
         </w:r>
       </w:ins>
       <w:ins w:id="71" w:author="PR Preview" w:date="2026-01-01T00:00:00Z">
@@ -2856,7 +2856,7 @@
       </w:ins>
       <w:ins w:id="72" w:author="PR Preview" w:date="2026-01-01T00:00:00Z">
         <w:r>
-          <w:t xml:space="preserve">and state how they differ.</w:t>
+          <w:t xml:space="preserve">A reader who meets the other words in another source</w:t>
         </w:r>
       </w:ins>
       <w:ins w:id="73" w:author="PR Preview" w:date="2026-01-01T00:00:00Z">
@@ -2866,7 +2866,7 @@
       </w:ins>
       <w:ins w:id="74" w:author="PR Preview" w:date="2026-01-01T00:00:00Z">
         <w:r>
-          <w:t xml:space="preserve">A reader who meets the other words in another source</w:t>
+          <w:t xml:space="preserve">can then connect them to the concept already learned</w:t>
         </w:r>
       </w:ins>
       <w:ins w:id="75" w:author="PR Preview" w:date="2026-01-01T00:00:00Z">
@@ -2876,7 +2876,7 @@
       </w:ins>
       <w:ins w:id="76" w:author="PR Preview" w:date="2026-01-01T00:00:00Z">
         <w:r>
-          <w:t xml:space="preserve">can then connect them to the concept already learned</w:t>
+          <w:t xml:space="preserve">(see</w:t>
         </w:r>
       </w:ins>
       <w:ins w:id="77" w:author="PR Preview" w:date="2026-01-01T00:00:00Z">
@@ -2884,18 +2884,8 @@
           <w:t xml:space="preserve"> </w:t>
         </w:r>
       </w:ins>
-      <w:ins w:id="78" w:author="PR Preview" w:date="2026-01-01T00:00:00Z">
-        <w:r>
-          <w:t xml:space="preserve">(see</w:t>
-        </w:r>
-      </w:ins>
-      <w:ins w:id="79" w:author="PR Preview" w:date="2026-01-01T00:00:00Z">
-        <w:r>
-          <w:t xml:space="preserve"> </w:t>
-        </w:r>
-      </w:ins>
       <w:hyperlink r:id="rId16">
-        <w:ins w:id="80" w:author="PR Preview" w:date="2026-01-01T00:00:00Z">
+        <w:ins w:id="78" w:author="PR Preview" w:date="2026-01-01T00:00:00Z">
           <w:r>
             <w:rPr>
               <w:rStyle w:val="Hyperlink"/>
@@ -2904,7 +2894,7 @@
           </w:r>
         </w:ins>
       </w:hyperlink>
-      <w:ins w:id="81" w:author="PR Preview" w:date="2026-01-01T00:00:00Z">
+      <w:ins w:id="79" w:author="PR Preview" w:date="2026-01-01T00:00:00Z">
         <w:r>
           <w:t xml:space="preserve">).</w:t>
         </w:r>
